--- a/docs/enterprise-accounts-production/V15.0/evidence/AFS_V15_Composition_Demo.docx
+++ b/docs/enterprise-accounts-production/V15.0/evidence/AFS_V15_Composition_Demo.docx
@@ -1,6 +1,6 @@
 
 <file path=word/document.xml><?xml version="1.0" encoding="utf-8"?>
-<w:document xmlns:w="http://schemas.openxmlformats.org/wordprocessingml/2006/main" xmlns:r="http://schemas.openxmlformats.org/officeDocument/2006/relationships">
+<w:document xmlns:w="http://schemas.openxmlformats.org/wordprocessingml/2006/main" xmlns:r="http://schemas.openxmlformats.org/officeDocument/2006/relationships" xmlns:wp="http://schemas.openxmlformats.org/drawingml/2006/wordprocessingDrawing">
   <w:body>
     <w:p>
       <w:pPr>

--- a/docs/enterprise-accounts-production/V15.0/evidence/AFS_V15_Composition_Demo.docx
+++ b/docs/enterprise-accounts-production/V15.0/evidence/AFS_V15_Composition_Demo.docx
@@ -868,7 +868,7 @@
         <w:spacing w:after="120"/>
       </w:pPr>
       <w:r>
-        <w:t xml:space="preserve">The annual financial statements set out on the pages that follow, which have been prepared on the going concern basis, were approved by the board of directors on 30 September 2026 and were signed on their behalf by:</w:t>
+        <w:t xml:space="preserve">The annual financial statements set out on the pages that follow, which have been prepared on the going concern basis, were approved by the board of directors on 2 October 2026 and were signed on their behalf by:</w:t>
       </w:r>
     </w:p>
     <w:p>
